--- a/documents/CONSTATATION-DE-SERVICE-NON-FAIT.docx
+++ b/documents/CONSTATATION-DE-SERVICE-NON-FAIT.docx
@@ -290,77 +290,54 @@
     </w:p>
     <w:p>
       <w:pPr>
-        <w:pStyle w:val="Pieddepage"/>
-      </w:pPr>
-      <w:r>
+        <w:jc w:val="left"/>
         <w:rPr>
           <w:i/>
           <w:iCs/>
         </w:rPr>
-        <w:t>La présente fiche constate un service non fait susceptible d'entraîner une retenue sur rémunération conformément au principe du service fait dans la fonction publique</w:t>
-      </w:r>
-      <w:r>
-        <w:t>.</w:t>
-      </w:r>
-    </w:p>
-    <w:p>
-      <w:pPr>
-        <w:pStyle w:val="Pieddepage"/>
-        <w:tabs>
-          <w:tab w:val="clear" w:pos="4536"/>
-          <w:tab w:val="clear" w:pos="9072"/>
-        </w:tabs>
+      </w:pPr>
+      <w:r>
         <w:rPr>
           <w:i/>
           <w:iCs/>
         </w:rPr>
-      </w:pPr>
-      <w:r>
+        <w:t>La présente fiche permet à l'employeur de constater une absence de service fait susceptible d'entraîner une retenue sur rémunération, conformément au principe du service fait applicable aux agents publics.</w:t>
+      </w:r>
+    </w:p>
+    <w:p>
+      <w:pPr>
+        <w:jc w:val="left"/>
         <w:rPr>
           <w:i/>
           <w:iCs/>
         </w:rPr>
-        <w:t>La rémunération ne sera rétablie qu’après attestation de reprise de service</w:t>
-      </w:r>
+      </w:pPr>
       <w:r>
         <w:rPr>
           <w:i/>
           <w:iCs/>
         </w:rPr>
-        <w:t xml:space="preserve">. </w:t>
-      </w:r>
-    </w:p>
-    <w:p>
-      <w:pPr>
-        <w:pStyle w:val="Pieddepage"/>
-        <w:tabs>
-          <w:tab w:val="clear" w:pos="4536"/>
-          <w:tab w:val="clear" w:pos="9072"/>
-        </w:tabs>
+        <w:t>La rémunération ne pourra être rétablie qu'après constatation de la reprise effective du service ou transmission des justificatifs d'absence permettant la régularisation de la situation.</w:t>
+      </w:r>
+    </w:p>
+    <w:p>
+      <w:pPr>
+        <w:jc w:val="left"/>
+        <w:rPr>
+          <w:rFonts w:ascii="Marianne" w:hAnsi="Marianne"/>
+          <w:b/>
+          <w:bCs/>
+          <w:sz w:val="24"/>
+          <w:szCs w:val="24"/>
+        </w:rPr>
+      </w:pPr>
+      <w:r>
         <w:rPr>
           <w:i/>
           <w:iCs/>
         </w:rPr>
-      </w:pPr>
-      <w:r>
-        <w:rPr>
-          <w:i/>
-          <w:iCs/>
-        </w:rPr>
-        <w:t>Le rétablissement du traitement à compter de la reprise effective du service résulte de l'application du principe du service fait et ne constitue pas une sanction disciplinaire.</w:t>
-      </w:r>
-    </w:p>
-    <w:p>
-      <w:pPr>
-        <w:jc w:val="center"/>
-        <w:rPr>
-          <w:rFonts w:ascii="Marianne" w:hAnsi="Marianne"/>
-          <w:b/>
-          <w:bCs/>
-          <w:sz w:val="24"/>
-          <w:szCs w:val="24"/>
-        </w:rPr>
-      </w:pPr>
+        <w:t>Le rétablissement du traitement à compter de la reprise effective du service ou de la régularisation de l'absence résulte de l'application du principe du service fait et ne constitue pas une sanction disciplinaire.</w:t>
+      </w:r>
     </w:p>
     <w:p>
       <w:pPr>
